--- a/eng/docx/22.content.docx
+++ b/eng/docx/22.content.docx
@@ -136,13 +136,6 @@
         <w:rPr>
           <w:lang w:val="en_US" w:bidi="en_US"/>
         </w:rPr>
-      </w:r>
-      <w:r>
-        <w:rPr>
-          <w:i/>
-          <w:lang w:val="en_US" w:bidi="en_US"/>
-        </w:rPr>
-        <w:t>Song of Solomon 1:1, Song of Solomon 1:2, Song of Solomon 1:2 (#2), Song of Solomon 1:3, Song of Solomon 1:4, Song of Solomon 1:5, Song of Solomon 1:6, Song of Solomon 1:6 (#2), Song of Solomon 1:7, Song of Solomon 1:8, Song of Solomon 1:9, Song of Solomon 1:10, Song of Solomon 1:11, Song of Solomon 1:12, Song of Solomon 1:13, Song of Solomon 1:14, Song of Solomon 1:15, Song of Solomon 1:16, Song of Solomon 1:17, Song of Solomon 2:1, Song of Solomon 2:2, Song of Solomon 2:3, Song of Solomon 2:3 (#2), Song of Solomon 2:3 (#3), Song of Solomon 2:4, Song of Solomon 2:4 (#2), Song of Solomon 2:5, Song of Solomon 2:6, Song of Solomon 2:7, Song of Solomon 2:8, Song of Solomon 2:8 (#2), Song of Solomon 2:9, Song of Solomon 2:10, Song of Solomon 2:11, Song of Solomon 2:12, Song of Solomon 2:12 (#2), Song of Solomon 2:13, Song of Solomon 2:13 (#2), Song of Solomon 2:14, Song of Solomon 2:14 (#2), Song of Solomon 2:15, Song of Solomon 2:16, Song of Solomon 2:16 (#2), Song of Solomon 2:16 (#3), Song of Solomon 2:17, Song of Solomon 2:17 (#2), Song of Solomon 2:17 (#3), Song of Solomon 3:1, Song of Solomon 3:2, Song of Solomon 3:3, Song of Solomon 3:4, Song of Solomon 3:4 (#2), Song of Solomon 3:5, Song of Solomon 3:6–7, Song of Solomon 3:8, Song of Solomon 3:9, Song of Solomon 3:10, Song of Solomon 3:11, Song of Solomon 3:11 (#2), Song of Solomon 4:1, Song of Solomon 4:1 (#2), Song of Solomon 4:2, Song of Solomon 4:3, Song of Solomon 4:3 (#2), Song of Solomon 4:4, Song of Solomon 4:5, Song of Solomon 4:6, Song of Solomon 4:7, Song of Solomon 4:7 (#2), Song of Solomon 4:9, Song of Solomon 4:9 (#2), Song of Solomon 4:10, Song of Solomon 4:11, Song of Solomon 4:11 (#2), Song of Solomon 4:12, Song of Solomon 4:13–14, Song of Solomon 4:15, Song of Solomon 4:16, Song of Solomon 4:16 (#2), Song of Solomon 5:1, Song of Solomon 5:2, Song of Solomon 5:3, Song of Solomon 5:4, Song of Solomon 5:5, Song of Solomon 5:6, Song of Solomon 5:7, Song of Solomon 5:8, Song of Solomon 5:8 (#2), Song of Solomon 5:9, Song of Solomon 5:10, Song of Solomon 5:11, Song of Solomon 5:12, Song of Solomon 5:13, Song of Solomon 5:14, Song of Solomon 5:15, Song of Solomon 5:16, Song of Solomon 6:1, Song of Solomon 6:1 (#2), Song of Solomon 6:2, Song of Solomon 6:3, Song of Solomon 6:3 (#2), Song of Solomon 6:4, Song of Solomon 6:4 (#2), Song of Solomon 6:5, Song of Solomon 6:5 (#2), Song of Solomon 6:6, Song of Solomon 6:7, Song of Solomon 6:8, Song of Solomon 6:9, Song of Solomon 6:9 (#2), Song of Solomon 6:10, Song of Solomon 6:11, Song of Solomon 6:12, Song of Solomon 6:13, Song of Solomon 6:13 (#2), Song of Solomon 6:13 (#3), Song of Solomon 7:1, Song of Solomon 7:2, Song of Solomon 7:3, Song of Solomon 7:4, Song of Solomon 7:5, Song of Solomon 7:7, Song of Solomon 7:8, Song of Solomon 7:9, Song of Solomon 7:10, Song of Solomon 7:11, Song of Solomon 7:12, Song of Solomon 7:12 (#2), Song of Solomon 7:13, Song of Solomon 7:13 (#2), Song of Solomon 8:1, Song of Solomon 8:2, Song of Solomon 8:3, Song of Solomon 8:4, Song of Solomon 8:5, Song of Solomon 8:5 (#2), Song of Solomon 8:6, Song of Solomon 8:7, Song of Solomon 8:8, Song of Solomon 8:9, Song of Solomon 8:9 (#2), Song of Solomon 8:10, Song of Solomon 8:11, Song of Solomon 8:12, Song of Solomon 8:13, Song of Solomon 8:14</w:t>
       </w:r>
       <w:r>
         <w:rPr>

--- a/eng/docx/22.content.docx
+++ b/eng/docx/22.content.docx
@@ -123,19 +123,6 @@
           <w:lang w:val="en_US" w:bidi="en_US"/>
         </w:rPr>
         <w:t>SNG</w:t>
-      </w:r>
-      <w:r>
-        <w:rPr>
-          <w:lang w:val="en_US" w:bidi="en_US"/>
-        </w:rPr>
-      </w:r>
-    </w:p>
-    <w:p>
-      <w:pPr/>
-      <w:r>
-        <w:rPr>
-          <w:lang w:val="en_US" w:bidi="en_US"/>
-        </w:rPr>
       </w:r>
       <w:r>
         <w:rPr>

--- a/eng/docx/22.content.docx
+++ b/eng/docx/22.content.docx
@@ -19,7 +19,7 @@
         <w:rPr>
           <w:lang w:val="en_US" w:bidi="en_US"/>
         </w:rPr>
-        <w:t>Resource: Translation Questions (unfoldingWord)</w:t>
+        <w:t>Resource: unfoldingWord® Translation Questions</w:t>
       </w:r>
       <w:r>
         <w:rPr>
@@ -85,7 +85,7 @@
         <w:rPr>
           <w:lang w:val="en_US" w:bidi="en_US"/>
         </w:rPr>
-        <w:t>Translation Questions (unfoldingWord)</w:t>
+        <w:t>unfoldingWord® Translation Questions</w:t>
       </w:r>
     </w:p>
     <w:p>
